--- a/outputs/soumission_DM/0_checklist_conformite_DM.docx
+++ b/outputs/soumission_DM/0_checklist_conformite_DM.docx
@@ -460,7 +460,7 @@
               <w:pStyle w:val="Compact"/>
             </w:pPr>
             <w:r>
-              <w:t xml:space="preserve">7 932 mots</w:t>
+              <w:t xml:space="preserve">7 980 mots</w:t>
             </w:r>
           </w:p>
         </w:tc>
@@ -507,7 +507,7 @@
               <w:pStyle w:val="Compact"/>
             </w:pPr>
             <w:r>
-              <w:t xml:space="preserve">22</w:t>
+              <w:t xml:space="preserve">29</w:t>
             </w:r>
           </w:p>
         </w:tc>

--- a/outputs/soumission_DM/0_checklist_conformite_DM.docx
+++ b/outputs/soumission_DM/0_checklist_conformite_DM.docx
@@ -438,7 +438,7 @@
               <w:pStyle w:val="Compact"/>
             </w:pPr>
             <w:r>
-              <w:t xml:space="preserve">Longueur</w:t>
+              <w:t xml:space="preserve">Longueur (mots)</w:t>
             </w:r>
           </w:p>
         </w:tc>
@@ -460,7 +460,7 @@
               <w:pStyle w:val="Compact"/>
             </w:pPr>
             <w:r>
-              <w:t xml:space="preserve">7 980 mots</w:t>
+              <w:t xml:space="preserve">7 986 mots</w:t>
             </w:r>
           </w:p>
         </w:tc>
@@ -473,6 +473,53 @@
             </w:pPr>
             <w:r>
               <w:t xml:space="preserve">✅</w:t>
+            </w:r>
+          </w:p>
+        </w:tc>
+      </w:tr>
+      <w:tr>
+        <w:tc>
+          <w:tcPr/>
+          <w:p>
+            <w:pPr>
+              <w:pStyle w:val="Compact"/>
+            </w:pPr>
+            <w:r>
+              <w:t xml:space="preserve">Longueur (pages)</w:t>
+            </w:r>
+          </w:p>
+        </w:tc>
+        <w:tc>
+          <w:tcPr/>
+          <w:p>
+            <w:pPr>
+              <w:pStyle w:val="Compact"/>
+            </w:pPr>
+            <w:r>
+              <w:t xml:space="preserve">≤ 20 pages (hors page de titre + résumés)</w:t>
+            </w:r>
+          </w:p>
+        </w:tc>
+        <w:tc>
+          <w:tcPr/>
+          <w:p>
+            <w:pPr>
+              <w:pStyle w:val="Compact"/>
+            </w:pPr>
+            <w:r>
+              <w:t xml:space="preserve">~22 p. estimées</w:t>
+            </w:r>
+          </w:p>
+        </w:tc>
+        <w:tc>
+          <w:tcPr/>
+          <w:p>
+            <w:pPr>
+              <w:pStyle w:val="Compact"/>
+              <w:jc w:val="center"/>
+            </w:pPr>
+            <w:r>
+              <w:t xml:space="preserve">⚠️ à réduire</w:t>
             </w:r>
           </w:p>
         </w:tc>
@@ -699,7 +746,20 @@
               <w:pStyle w:val="Compact"/>
             </w:pPr>
             <w:r>
-              <w:t xml:space="preserve">Thématiques (non « Introduction / Méthode… »)</w:t>
+              <w:t xml:space="preserve">Thématiques ;</w:t>
+            </w:r>
+            <w:r>
+              <w:t xml:space="preserve"> </w:t>
+            </w:r>
+            <w:r>
+              <w:rPr>
+                <w:b/>
+                <w:bCs/>
+              </w:rPr>
+              <w:t xml:space="preserve">style Normal</w:t>
+            </w:r>
+            <w:r>
+              <w:t xml:space="preserve">, Titre 1 = TNR 14 gras, Sous-titre = TNR 12 italique (pas de styles Word)</w:t>
             </w:r>
           </w:p>
         </w:tc>
@@ -710,7 +770,19 @@
               <w:pStyle w:val="Compact"/>
             </w:pPr>
             <w:r>
-              <w:t xml:space="preserve">thématiques</w:t>
+              <w:t xml:space="preserve">appliqué (post-traitement</w:t>
+            </w:r>
+            <w:r>
+              <w:t xml:space="preserve"> </w:t>
+            </w:r>
+            <w:r>
+              <w:rPr>
+                <w:rStyle w:val="VerbatimChar"/>
+              </w:rPr>
+              <w:t xml:space="preserve">code/12</w:t>
+            </w:r>
+            <w:r>
+              <w:t xml:space="preserve">)</w:t>
             </w:r>
           </w:p>
         </w:tc>

--- a/outputs/soumission_DM/0_checklist_conformite_DM.docx
+++ b/outputs/soumission_DM/0_checklist_conformite_DM.docx
@@ -460,7 +460,7 @@
               <w:pStyle w:val="Compact"/>
             </w:pPr>
             <w:r>
-              <w:t xml:space="preserve">7 986 mots</w:t>
+              <w:t xml:space="preserve">7 710 mots</w:t>
             </w:r>
           </w:p>
         </w:tc>
@@ -507,7 +507,7 @@
               <w:pStyle w:val="Compact"/>
             </w:pPr>
             <w:r>
-              <w:t xml:space="preserve">~22 p. estimées</w:t>
+              <w:t xml:space="preserve">~19-20 p. estimées</w:t>
             </w:r>
           </w:p>
         </w:tc>
@@ -519,7 +519,7 @@
               <w:jc w:val="center"/>
             </w:pPr>
             <w:r>
-              <w:t xml:space="preserve">⚠️ à réduire</w:t>
+              <w:t xml:space="preserve">✅ (coupe Enc. 3 + Fig. plan factoriel + Fig. motivations)</w:t>
             </w:r>
           </w:p>
         </w:tc>
@@ -829,7 +829,7 @@
               <w:pStyle w:val="Compact"/>
             </w:pPr>
             <w:r>
-              <w:t xml:space="preserve">3 encadrés (dispositif, typologie, recommandations)</w:t>
+              <w:t xml:space="preserve">2 encadrés (dispositif, typologie)</w:t>
             </w:r>
           </w:p>
         </w:tc>
@@ -923,7 +923,7 @@
               <w:pStyle w:val="Compact"/>
             </w:pPr>
             <w:r>
-              <w:t xml:space="preserve">6 figures N&amp;B</w:t>
+              <w:t xml:space="preserve">4 figures N&amp;B</w:t>
             </w:r>
           </w:p>
         </w:tc>

--- a/outputs/soumission_DM/0_checklist_conformite_DM.docx
+++ b/outputs/soumission_DM/0_checklist_conformite_DM.docx
@@ -460,7 +460,7 @@
               <w:pStyle w:val="Compact"/>
             </w:pPr>
             <w:r>
-              <w:t xml:space="preserve">7 710 mots</w:t>
+              <w:t xml:space="preserve">7 890 mots</w:t>
             </w:r>
           </w:p>
         </w:tc>

--- a/outputs/soumission_DM/0_checklist_conformite_DM.docx
+++ b/outputs/soumission_DM/0_checklist_conformite_DM.docx
@@ -460,7 +460,7 @@
               <w:pStyle w:val="Compact"/>
             </w:pPr>
             <w:r>
-              <w:t xml:space="preserve">7 890 mots</w:t>
+              <w:t xml:space="preserve">7 967 mots</w:t>
             </w:r>
           </w:p>
         </w:tc>
@@ -554,7 +554,7 @@
               <w:pStyle w:val="Compact"/>
             </w:pPr>
             <w:r>
-              <w:t xml:space="preserve">29</w:t>
+              <w:t xml:space="preserve">31</w:t>
             </w:r>
           </w:p>
         </w:tc>

--- a/outputs/soumission_DM/0_checklist_conformite_DM.docx
+++ b/outputs/soumission_DM/0_checklist_conformite_DM.docx
@@ -460,7 +460,7 @@
               <w:pStyle w:val="Compact"/>
             </w:pPr>
             <w:r>
-              <w:t xml:space="preserve">7 967 mots</w:t>
+              <w:t xml:space="preserve">7 999 mots</w:t>
             </w:r>
           </w:p>
         </w:tc>
@@ -554,7 +554,7 @@
               <w:pStyle w:val="Compact"/>
             </w:pPr>
             <w:r>
-              <w:t xml:space="preserve">31</w:t>
+              <w:t xml:space="preserve">32</w:t>
             </w:r>
           </w:p>
         </w:tc>

--- a/outputs/soumission_DM/0_checklist_conformite_DM.docx
+++ b/outputs/soumission_DM/0_checklist_conformite_DM.docx
@@ -460,7 +460,7 @@
               <w:pStyle w:val="Compact"/>
             </w:pPr>
             <w:r>
-              <w:t xml:space="preserve">7 999 mots</w:t>
+              <w:t xml:space="preserve">7 923 mots</w:t>
             </w:r>
           </w:p>
         </w:tc>
@@ -641,7 +641,7 @@
               <w:pStyle w:val="Compact"/>
             </w:pPr>
             <w:r>
-              <w:t xml:space="preserve">Résumé structuré</w:t>
+              <w:t xml:space="preserve">Résumé</w:t>
             </w:r>
           </w:p>
         </w:tc>
@@ -652,7 +652,7 @@
               <w:pStyle w:val="Compact"/>
             </w:pPr>
             <w:r>
-              <w:t xml:space="preserve">Objectifs · Méthodologie · Résultats · Implications managériales · Originalité · Mots-clés</w:t>
+              <w:t xml:space="preserve">Un seul paragraphe ≤ 250 mots (objectif, méthode, résultats, implications, originalité)</w:t>
             </w:r>
           </w:p>
         </w:tc>
@@ -663,7 +663,7 @@
               <w:pStyle w:val="Compact"/>
             </w:pPr>
             <w:r>
-              <w:t xml:space="preserve">6 rubriques présentes</w:t>
+              <w:t xml:space="preserve">246 mots, un paragraphe</w:t>
             </w:r>
           </w:p>
         </w:tc>

--- a/outputs/soumission_DM/0_checklist_conformite_DM.docx
+++ b/outputs/soumission_DM/0_checklist_conformite_DM.docx
@@ -460,7 +460,7 @@
               <w:pStyle w:val="Compact"/>
             </w:pPr>
             <w:r>
-              <w:t xml:space="preserve">7 923 mots</w:t>
+              <w:t xml:space="preserve">7 972 mots</w:t>
             </w:r>
           </w:p>
         </w:tc>
@@ -663,7 +663,7 @@
               <w:pStyle w:val="Compact"/>
             </w:pPr>
             <w:r>
-              <w:t xml:space="preserve">246 mots, un paragraphe</w:t>
+              <w:t xml:space="preserve">230 mots, un paragraphe</w:t>
             </w:r>
           </w:p>
         </w:tc>
